--- a/3. MusicAndArts/1. CarnaticMusicPlusOthers/0. Books/SahajayogaBhajansAndNotes/0. Bhajans_WithWordToWordTranslations/9.IAmADropSong.docx
+++ b/3. MusicAndArts/1. CarnaticMusicPlusOthers/0. Books/SahajayogaBhajansAndNotes/0. Bhajans_WithWordToWordTranslations/9.IAmADropSong.docx
@@ -289,7 +289,7 @@
         <w:rPr>
           <w:rtl w:val="0"/>
         </w:rPr>
-        <w:t xml:space="preserve">(The) ocean of illusion (the) ocean of God’s love</w:t>
+        <w:t xml:space="preserve">The ocean of illusion the ocean of God’s love</w:t>
       </w:r>
     </w:p>
     <w:p>
@@ -368,6 +368,7 @@
         </w:rPr>
         <w:t xml:space="preserve">I feel a cool breeze flowing within </w:t>
         <w:tab/>
+        <w:t xml:space="preserve">my</w:t>
         <w:tab/>
         <w:tab/>
         <w:t xml:space="preserve">(first time stream→ second time breeze?)</w:t>
@@ -381,7 +382,7 @@
         <w:rPr>
           <w:rtl w:val="0"/>
         </w:rPr>
-        <w:t xml:space="preserve">My bubble of ignorance dancing (popping) and fading</w:t>
+        <w:t xml:space="preserve">.. bubble of ignorance dancing (popping) and fading</w:t>
       </w:r>
     </w:p>
     <w:p>
@@ -425,7 +426,7 @@
         <w:rPr>
           <w:rtl w:val="0"/>
         </w:rPr>
-        <w:t xml:space="preserve">(The) ocean of illusion vanish away</w:t>
+        <w:t xml:space="preserve">The ocean of illusion vanish away</w:t>
       </w:r>
     </w:p>
     <w:p>
@@ -670,28 +671,60 @@
         <w:rPr>
           <w:rtl w:val="0"/>
         </w:rPr>
-        <w:t xml:space="preserve">Of God’s love</w:t>
-      </w:r>
-    </w:p>
-    <w:p>
-      <w:pPr>
-        <w:rPr/>
-      </w:pPr>
-      <w:r>
-        <w:rPr>
-          <w:rtl w:val="0"/>
-        </w:rPr>
-        <w:t xml:space="preserve">(I am the ocean Of God’s love)</w:t>
-      </w:r>
-    </w:p>
-    <w:p>
-      <w:pPr>
-        <w:rPr/>
-      </w:pPr>
-      <w:r>
-        <w:rPr>
-          <w:rtl w:val="0"/>
-        </w:rPr>
+        <w:t xml:space="preserve">(Of God’s love)</w:t>
+      </w:r>
+    </w:p>
+    <w:p>
+      <w:pPr>
+        <w:rPr/>
+      </w:pPr>
+      <w:r>
+        <w:rPr>
+          <w:rtl w:val="0"/>
+        </w:rPr>
+        <w:t xml:space="preserve">I am the ocean Of God’s love</w:t>
+      </w:r>
+    </w:p>
+    <w:p>
+      <w:pPr>
+        <w:rPr/>
+      </w:pPr>
+      <w:r>
+        <w:rPr>
+          <w:rtl w:val="0"/>
+        </w:rPr>
+      </w:r>
+    </w:p>
+    <w:p>
+      <w:pPr>
+        <w:rPr/>
+      </w:pPr>
+      <w:r>
+        <w:rPr>
+          <w:rtl w:val="0"/>
+        </w:rPr>
+      </w:r>
+    </w:p>
+    <w:p>
+      <w:pPr>
+        <w:rPr/>
+      </w:pPr>
+      <w:r>
+        <w:rPr>
+          <w:rtl w:val="0"/>
+        </w:rPr>
+        <w:t xml:space="preserve">—-------------------------------------</w:t>
+      </w:r>
+    </w:p>
+    <w:p>
+      <w:pPr>
+        <w:rPr/>
+      </w:pPr>
+      <w:r>
+        <w:rPr>
+          <w:rtl w:val="0"/>
+        </w:rPr>
+        <w:t xml:space="preserve">Other notes: </w:t>
       </w:r>
     </w:p>
     <w:p>
@@ -734,6 +767,81 @@
           <w:rtl w:val="0"/>
         </w:rPr>
         <w:t xml:space="preserve">(rephrase ‘which ocean’?)</w:t>
+      </w:r>
+    </w:p>
+    <w:p>
+      <w:pPr>
+        <w:rPr/>
+      </w:pPr>
+      <w:r>
+        <w:rPr>
+          <w:rtl w:val="0"/>
+        </w:rPr>
+      </w:r>
+    </w:p>
+    <w:p>
+      <w:pPr>
+        <w:rPr/>
+      </w:pPr>
+      <w:r>
+        <w:rPr>
+          <w:rtl w:val="0"/>
+        </w:rPr>
+        <w:t xml:space="preserve">—-------</w:t>
+      </w:r>
+    </w:p>
+    <w:p>
+      <w:pPr>
+        <w:rPr/>
+      </w:pPr>
+      <w:r>
+        <w:rPr>
+          <w:rtl w:val="0"/>
+        </w:rPr>
+        <w:t xml:space="preserve">07092026 At CJ listened to this speech today</w:t>
+      </w:r>
+    </w:p>
+    <w:p>
+      <w:pPr>
+        <w:rPr/>
+      </w:pPr>
+      <w:r>
+        <w:rPr>
+          <w:rtl w:val="0"/>
+        </w:rPr>
+        <w:t xml:space="preserve">1982 Friday Aug 6th - The importance of dedication and devotion </w:t>
+      </w:r>
+    </w:p>
+    <w:p>
+      <w:pPr>
+        <w:rPr/>
+      </w:pPr>
+      <w:r>
+        <w:rPr>
+          <w:rtl w:val="0"/>
+        </w:rPr>
+      </w:r>
+    </w:p>
+    <w:p>
+      <w:pPr>
+        <w:rPr/>
+      </w:pPr>
+      <w:r>
+        <w:rPr>
+          <w:rtl w:val="0"/>
+        </w:rPr>
+        <w:t xml:space="preserve">Shri Mataji says</w:t>
+      </w:r>
+    </w:p>
+    <w:p>
+      <w:pPr>
+        <w:rPr/>
+      </w:pPr>
+      <w:r>
+        <w:rPr>
+          <w:rtl w:val="0"/>
+        </w:rPr>
+        <w:t xml:space="preserve">“As I told you, the drop becomes the ocean; and the drop has to become the ocean by dissolving all its “dropness” with other drops. And all the drops dropping their dropness become the ocean ultimately. So we’ll see that devotion is double-wedged: one is to each other, and one is to your Mother.”</w:t>
       </w:r>
     </w:p>
     <w:p>

--- a/3. MusicAndArts/1. CarnaticMusicPlusOthers/0. Books/SahajayogaBhajansAndNotes/0. Bhajans_WithWordToWordTranslations/9.IAmADropSong.docx
+++ b/3. MusicAndArts/1. CarnaticMusicPlusOthers/0. Books/SahajayogaBhajansAndNotes/0. Bhajans_WithWordToWordTranslations/9.IAmADropSong.docx
@@ -2,17 +2,38 @@
 <file path=word/document.xml><?xml version="1.0" encoding="utf-8"?>
 <w:document xmlns:mc="http://schemas.openxmlformats.org/markup-compatibility/2006" xmlns:o="urn:schemas-microsoft-com:office:office" xmlns:r="http://schemas.openxmlformats.org/officeDocument/2006/relationships" xmlns:m="http://schemas.openxmlformats.org/officeDocument/2006/math" xmlns:v="urn:schemas-microsoft-com:vml" xmlns:wp="http://schemas.openxmlformats.org/drawingml/2006/wordprocessingDrawing" xmlns:w10="urn:schemas-microsoft-com:office:word" xmlns:w="http://schemas.openxmlformats.org/wordprocessingml/2006/main" xmlns:wne="http://schemas.microsoft.com/office/word/2006/wordml" xmlns:sl="http://schemas.openxmlformats.org/schemaLibrary/2006/main" xmlns:a="http://schemas.openxmlformats.org/drawingml/2006/main" xmlns:pic="http://schemas.openxmlformats.org/drawingml/2006/picture" xmlns:c="http://schemas.openxmlformats.org/drawingml/2006/chart" xmlns:lc="http://schemas.openxmlformats.org/drawingml/2006/lockedCanvas" xmlns:dgm="http://schemas.openxmlformats.org/drawingml/2006/diagram" xmlns:wps="http://schemas.microsoft.com/office/word/2010/wordprocessingShape" xmlns:wpg="http://schemas.microsoft.com/office/word/2010/wordprocessingGroup" xmlns:w14="http://schemas.microsoft.com/office/word/2010/wordml" xmlns:w15="http://schemas.microsoft.com/office/word/2012/wordml" xmlns:w16="http://schemas.microsoft.com/office/word/2018/wordml" xmlns:w16cex="http://schemas.microsoft.com/office/word/2018/wordml/cex" xmlns:w16cid="http://schemas.microsoft.com/office/word/2016/wordml/cid" xmlns="http://schemas.microsoft.com/office/tasks/2019/documenttasks" xmlns:cr="http://schemas.microsoft.com/office/comments/2020/reactions">
   <w:body>
-    <w:p>
-      <w:pPr>
-        <w:rPr/>
-      </w:pPr>
-      <w:r>
-        <w:rPr>
-          <w:rtl w:val="0"/>
-        </w:rPr>
-        <w:t xml:space="preserve">10082026 - (Was humming the last several months - got structure while returning from Smoky mountains trip) </w:t>
-      </w:r>
-    </w:p>
+    <w:sdt>
+      <w:sdtPr>
+        <w:id w:val="-451517858"/>
+        <w:tag w:val="goog_rdk_0"/>
+      </w:sdtPr>
+      <w:sdtContent>
+        <w:p>
+          <w:pPr>
+            <w:numPr>
+              <w:ilvl w:val="0"/>
+              <w:numId w:val="1"/>
+            </w:numPr>
+            <w:ind w:left="720" w:hanging="360"/>
+            <w:rPr>
+              <w:u w:val="none"/>
+              <w:rPrChange w:author="Virata Pusuluri" w:id="0" w:date="2026-09-25T13:31:43Z">
+                <w:rPr/>
+              </w:rPrChange>
+            </w:rPr>
+            <w:pPrChange w:author="Virata Pusuluri" w:id="0" w:date="2026-09-25T13:31:43Z">
+              <w:pPr/>
+            </w:pPrChange>
+          </w:pPr>
+          <w:r>
+            <w:rPr>
+              <w:rtl w:val="0"/>
+            </w:rPr>
+            <w:t xml:space="preserve">10082026 - (Was humming the last several months - got structure while returning from Smoky mountains trip) </w:t>
+          </w:r>
+        </w:p>
+      </w:sdtContent>
+    </w:sdt>
     <w:p>
       <w:pPr>
         <w:rPr/>
@@ -900,7 +921,121 @@
 </file>
 
 <file path=word/numbering.xml><?xml version="1.0" encoding="utf-8"?>
-<w:numbering xmlns:mc="http://schemas.openxmlformats.org/markup-compatibility/2006" xmlns:o="urn:schemas-microsoft-com:office:office" xmlns:r="http://schemas.openxmlformats.org/officeDocument/2006/relationships" xmlns:m="http://schemas.openxmlformats.org/officeDocument/2006/math" xmlns:v="urn:schemas-microsoft-com:vml" xmlns:wp="http://schemas.openxmlformats.org/drawingml/2006/wordprocessingDrawing" xmlns:w10="urn:schemas-microsoft-com:office:word" xmlns:w="http://schemas.openxmlformats.org/wordprocessingml/2006/main" xmlns:wne="http://schemas.microsoft.com/office/word/2006/wordml" xmlns:sl="http://schemas.openxmlformats.org/schemaLibrary/2006/main" xmlns:a="http://schemas.openxmlformats.org/drawingml/2006/main" xmlns:pic="http://schemas.openxmlformats.org/drawingml/2006/picture" xmlns:c="http://schemas.openxmlformats.org/drawingml/2006/chart" xmlns:lc="http://schemas.openxmlformats.org/drawingml/2006/lockedCanvas" xmlns:dgm="http://schemas.openxmlformats.org/drawingml/2006/diagram" xmlns:wps="http://schemas.microsoft.com/office/word/2010/wordprocessingShape" xmlns:wpg="http://schemas.microsoft.com/office/word/2010/wordprocessingGroup" xmlns:w14="http://schemas.microsoft.com/office/word/2010/wordml" xmlns:w15="http://schemas.microsoft.com/office/word/2012/wordml" xmlns:w16="http://schemas.microsoft.com/office/word/2018/wordml" xmlns:w16cex="http://schemas.microsoft.com/office/word/2018/wordml/cex" xmlns:w16cid="http://schemas.microsoft.com/office/word/2016/wordml/cid" xmlns="http://schemas.microsoft.com/office/tasks/2019/documenttasks" xmlns:cr="http://schemas.microsoft.com/office/comments/2020/reactions"/>
+<w:numbering xmlns:mc="http://schemas.openxmlformats.org/markup-compatibility/2006" xmlns:o="urn:schemas-microsoft-com:office:office" xmlns:r="http://schemas.openxmlformats.org/officeDocument/2006/relationships" xmlns:m="http://schemas.openxmlformats.org/officeDocument/2006/math" xmlns:v="urn:schemas-microsoft-com:vml" xmlns:wp="http://schemas.openxmlformats.org/drawingml/2006/wordprocessingDrawing" xmlns:w10="urn:schemas-microsoft-com:office:word" xmlns:w="http://schemas.openxmlformats.org/wordprocessingml/2006/main" xmlns:wne="http://schemas.microsoft.com/office/word/2006/wordml" xmlns:sl="http://schemas.openxmlformats.org/schemaLibrary/2006/main" xmlns:a="http://schemas.openxmlformats.org/drawingml/2006/main" xmlns:pic="http://schemas.openxmlformats.org/drawingml/2006/picture" xmlns:c="http://schemas.openxmlformats.org/drawingml/2006/chart" xmlns:lc="http://schemas.openxmlformats.org/drawingml/2006/lockedCanvas" xmlns:dgm="http://schemas.openxmlformats.org/drawingml/2006/diagram" xmlns:wps="http://schemas.microsoft.com/office/word/2010/wordprocessingShape" xmlns:wpg="http://schemas.microsoft.com/office/word/2010/wordprocessingGroup" xmlns:w14="http://schemas.microsoft.com/office/word/2010/wordml" xmlns:w15="http://schemas.microsoft.com/office/word/2012/wordml" xmlns:w16="http://schemas.microsoft.com/office/word/2018/wordml" xmlns:w16cex="http://schemas.microsoft.com/office/word/2018/wordml/cex" xmlns:w16cid="http://schemas.microsoft.com/office/word/2016/wordml/cid" xmlns="http://schemas.microsoft.com/office/tasks/2019/documenttasks" xmlns:cr="http://schemas.microsoft.com/office/comments/2020/reactions">
+  <w:abstractNum w:abstractNumId="1">
+    <w:lvl w:ilvl="0">
+      <w:start w:val="1"/>
+      <w:numFmt w:val="decimal"/>
+      <w:lvlText w:val="%1."/>
+      <w:lvlJc w:val="left"/>
+      <w:pPr>
+        <w:ind w:left="720" w:hanging="360"/>
+      </w:pPr>
+      <w:rPr>
+        <w:u w:val="none"/>
+      </w:rPr>
+    </w:lvl>
+    <w:lvl w:ilvl="1">
+      <w:start w:val="1"/>
+      <w:numFmt w:val="lowerLetter"/>
+      <w:lvlText w:val="%2."/>
+      <w:lvlJc w:val="left"/>
+      <w:pPr>
+        <w:ind w:left="1440" w:hanging="360"/>
+      </w:pPr>
+      <w:rPr>
+        <w:u w:val="none"/>
+      </w:rPr>
+    </w:lvl>
+    <w:lvl w:ilvl="2">
+      <w:start w:val="1"/>
+      <w:numFmt w:val="lowerRoman"/>
+      <w:lvlText w:val="%3."/>
+      <w:lvlJc w:val="right"/>
+      <w:pPr>
+        <w:ind w:left="2160" w:hanging="360"/>
+      </w:pPr>
+      <w:rPr>
+        <w:u w:val="none"/>
+      </w:rPr>
+    </w:lvl>
+    <w:lvl w:ilvl="3">
+      <w:start w:val="1"/>
+      <w:numFmt w:val="decimal"/>
+      <w:lvlText w:val="%4."/>
+      <w:lvlJc w:val="left"/>
+      <w:pPr>
+        <w:ind w:left="2880" w:hanging="360"/>
+      </w:pPr>
+      <w:rPr>
+        <w:u w:val="none"/>
+      </w:rPr>
+    </w:lvl>
+    <w:lvl w:ilvl="4">
+      <w:start w:val="1"/>
+      <w:numFmt w:val="lowerLetter"/>
+      <w:lvlText w:val="%5."/>
+      <w:lvlJc w:val="left"/>
+      <w:pPr>
+        <w:ind w:left="3600" w:hanging="360"/>
+      </w:pPr>
+      <w:rPr>
+        <w:u w:val="none"/>
+      </w:rPr>
+    </w:lvl>
+    <w:lvl w:ilvl="5">
+      <w:start w:val="1"/>
+      <w:numFmt w:val="lowerRoman"/>
+      <w:lvlText w:val="%6."/>
+      <w:lvlJc w:val="right"/>
+      <w:pPr>
+        <w:ind w:left="4320" w:hanging="360"/>
+      </w:pPr>
+      <w:rPr>
+        <w:u w:val="none"/>
+      </w:rPr>
+    </w:lvl>
+    <w:lvl w:ilvl="6">
+      <w:start w:val="1"/>
+      <w:numFmt w:val="decimal"/>
+      <w:lvlText w:val="%7."/>
+      <w:lvlJc w:val="left"/>
+      <w:pPr>
+        <w:ind w:left="5040" w:hanging="360"/>
+      </w:pPr>
+      <w:rPr>
+        <w:u w:val="none"/>
+      </w:rPr>
+    </w:lvl>
+    <w:lvl w:ilvl="7">
+      <w:start w:val="1"/>
+      <w:numFmt w:val="lowerLetter"/>
+      <w:lvlText w:val="%8."/>
+      <w:lvlJc w:val="left"/>
+      <w:pPr>
+        <w:ind w:left="5760" w:hanging="360"/>
+      </w:pPr>
+      <w:rPr>
+        <w:u w:val="none"/>
+      </w:rPr>
+    </w:lvl>
+    <w:lvl w:ilvl="8">
+      <w:start w:val="1"/>
+      <w:numFmt w:val="lowerRoman"/>
+      <w:lvlText w:val="%9."/>
+      <w:lvlJc w:val="right"/>
+      <w:pPr>
+        <w:ind w:left="6480" w:hanging="360"/>
+      </w:pPr>
+      <w:rPr>
+        <w:u w:val="none"/>
+      </w:rPr>
+    </w:lvl>
+  </w:abstractNum>
+  <w:num w:numId="1">
+    <w:abstractNumId w:val="1"/>
+  </w:num>
+</w:numbering>
 </file>
 
 <file path=word/styles.xml><?xml version="1.0" encoding="utf-8"?>
@@ -1422,7 +1557,7 @@
 
 <file path=customXML/item1.xml><?xml version="1.0" encoding="utf-8"?>
 <go:gDocsCustomXmlDataStorage xmlns:go="http://customooxmlschemas.google.com/" xmlns:r="http://schemas.openxmlformats.org/officeDocument/2006/relationships" uri="GoogleDocsCustomDataVersion2">
-  <go:docsCustomData xmlns:go="http://customooxmlschemas.google.com/" roundtripDataSignature="AMtx7mhVM1flJxtJPUfymGTyACMBBp8nGw==">CgMxLjA4AHIhMUtDZFdQakFyVVpuckk5S0JGYWtqbml6ZGM3ZUNtYmZn</go:docsCustomData>
+  <go:docsCustomData xmlns:go="http://customooxmlschemas.google.com/" roundtripDataSignature="AMtx7mi7n3UIGuoVvE0TbHgTz3Z5fMUNjw==">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</go:docsCustomData>
 </go:gDocsCustomXmlDataStorage>
 </file>
 

--- a/3. MusicAndArts/1. CarnaticMusicPlusOthers/0. Books/SahajayogaBhajansAndNotes/0. Bhajans_WithWordToWordTranslations/9.IAmADropSong.docx
+++ b/3. MusicAndArts/1. CarnaticMusicPlusOthers/0. Books/SahajayogaBhajansAndNotes/0. Bhajans_WithWordToWordTranslations/9.IAmADropSong.docx
@@ -2,47 +2,26 @@
 <file path=word/document.xml><?xml version="1.0" encoding="utf-8"?>
 <w:document xmlns:mc="http://schemas.openxmlformats.org/markup-compatibility/2006" xmlns:o="urn:schemas-microsoft-com:office:office" xmlns:r="http://schemas.openxmlformats.org/officeDocument/2006/relationships" xmlns:m="http://schemas.openxmlformats.org/officeDocument/2006/math" xmlns:v="urn:schemas-microsoft-com:vml" xmlns:wp="http://schemas.openxmlformats.org/drawingml/2006/wordprocessingDrawing" xmlns:w10="urn:schemas-microsoft-com:office:word" xmlns:w="http://schemas.openxmlformats.org/wordprocessingml/2006/main" xmlns:wne="http://schemas.microsoft.com/office/word/2006/wordml" xmlns:sl="http://schemas.openxmlformats.org/schemaLibrary/2006/main" xmlns:a="http://schemas.openxmlformats.org/drawingml/2006/main" xmlns:pic="http://schemas.openxmlformats.org/drawingml/2006/picture" xmlns:c="http://schemas.openxmlformats.org/drawingml/2006/chart" xmlns:lc="http://schemas.openxmlformats.org/drawingml/2006/lockedCanvas" xmlns:dgm="http://schemas.openxmlformats.org/drawingml/2006/diagram" xmlns:wps="http://schemas.microsoft.com/office/word/2010/wordprocessingShape" xmlns:wpg="http://schemas.microsoft.com/office/word/2010/wordprocessingGroup" xmlns:w14="http://schemas.microsoft.com/office/word/2010/wordml" xmlns:w15="http://schemas.microsoft.com/office/word/2012/wordml" xmlns:w16="http://schemas.microsoft.com/office/word/2018/wordml" xmlns:w16cex="http://schemas.microsoft.com/office/word/2018/wordml/cex" xmlns:w16cid="http://schemas.microsoft.com/office/word/2016/wordml/cid" xmlns="http://schemas.microsoft.com/office/tasks/2019/documenttasks" xmlns:cr="http://schemas.microsoft.com/office/comments/2020/reactions">
   <w:body>
-    <w:sdt>
-      <w:sdtPr>
-        <w:id w:val="-451517858"/>
-        <w:tag w:val="goog_rdk_0"/>
-      </w:sdtPr>
-      <w:sdtContent>
-        <w:p>
-          <w:pPr>
-            <w:numPr>
-              <w:ilvl w:val="0"/>
-              <w:numId w:val="1"/>
-            </w:numPr>
-            <w:ind w:left="720" w:hanging="360"/>
-            <w:rPr>
-              <w:u w:val="none"/>
-              <w:rPrChange w:author="Virata Pusuluri" w:id="0" w:date="2026-09-25T13:31:43Z">
-                <w:rPr/>
-              </w:rPrChange>
-            </w:rPr>
-            <w:pPrChange w:author="Virata Pusuluri" w:id="0" w:date="2026-09-25T13:31:43Z">
-              <w:pPr/>
-            </w:pPrChange>
-          </w:pPr>
-          <w:r>
-            <w:rPr>
-              <w:rtl w:val="0"/>
-            </w:rPr>
-            <w:t xml:space="preserve">10082026 - (Was humming the last several months - got structure while returning from Smoky mountains trip) </w:t>
-          </w:r>
-        </w:p>
-      </w:sdtContent>
-    </w:sdt>
-    <w:p>
-      <w:pPr>
-        <w:rPr/>
-      </w:pPr>
-      <w:r>
-        <w:rPr>
-          <w:rtl w:val="0"/>
-        </w:rPr>
-        <w:t xml:space="preserve">Swaras: (Sa; Ga2; Ma1; Da; Ni2)</w:t>
+    <w:p>
+      <w:pPr>
+        <w:rPr/>
+      </w:pPr>
+      <w:r>
+        <w:rPr>
+          <w:rtl w:val="0"/>
+        </w:rPr>
+        <w:t xml:space="preserve">10082026 - (Was humming the last several months - got structure while returning from Smoky mountains trip) </w:t>
+      </w:r>
+    </w:p>
+    <w:p>
+      <w:pPr>
+        <w:rPr/>
+      </w:pPr>
+      <w:r>
+        <w:rPr>
+          <w:rtl w:val="0"/>
+        </w:rPr>
+        <w:t xml:space="preserve">Swaras: (Sa; Ga2; Ma1; Da1; Ni2)</w:t>
       </w:r>
     </w:p>
     <w:p>
@@ -388,7 +367,7 @@
         <w:rPr>
           <w:rtl w:val="0"/>
         </w:rPr>
-        <w:t xml:space="preserve">I feel a cool breeze flowing within </w:t>
+        <w:t xml:space="preserve">I feel a cool stream/breeze flowing within </w:t>
         <w:tab/>
         <w:t xml:space="preserve">my</w:t>
         <w:tab/>
@@ -693,18 +672,18 @@
         <w:rPr>
           <w:rtl w:val="0"/>
         </w:rPr>
+        <w:t xml:space="preserve">I am the ocean Of God’s love</w:t>
+      </w:r>
+    </w:p>
+    <w:p>
+      <w:pPr>
+        <w:rPr/>
+      </w:pPr>
+      <w:r>
+        <w:rPr>
+          <w:rtl w:val="0"/>
+        </w:rPr>
         <w:t xml:space="preserve">(Of God’s love)</w:t>
-      </w:r>
-    </w:p>
-    <w:p>
-      <w:pPr>
-        <w:rPr/>
-      </w:pPr>
-      <w:r>
-        <w:rPr>
-          <w:rtl w:val="0"/>
-        </w:rPr>
-        <w:t xml:space="preserve">I am the ocean Of God’s love</w:t>
       </w:r>
     </w:p>
     <w:p>
@@ -921,121 +900,7 @@
 </file>
 
 <file path=word/numbering.xml><?xml version="1.0" encoding="utf-8"?>
-<w:numbering xmlns:mc="http://schemas.openxmlformats.org/markup-compatibility/2006" xmlns:o="urn:schemas-microsoft-com:office:office" xmlns:r="http://schemas.openxmlformats.org/officeDocument/2006/relationships" xmlns:m="http://schemas.openxmlformats.org/officeDocument/2006/math" xmlns:v="urn:schemas-microsoft-com:vml" xmlns:wp="http://schemas.openxmlformats.org/drawingml/2006/wordprocessingDrawing" xmlns:w10="urn:schemas-microsoft-com:office:word" xmlns:w="http://schemas.openxmlformats.org/wordprocessingml/2006/main" xmlns:wne="http://schemas.microsoft.com/office/word/2006/wordml" xmlns:sl="http://schemas.openxmlformats.org/schemaLibrary/2006/main" xmlns:a="http://schemas.openxmlformats.org/drawingml/2006/main" xmlns:pic="http://schemas.openxmlformats.org/drawingml/2006/picture" xmlns:c="http://schemas.openxmlformats.org/drawingml/2006/chart" xmlns:lc="http://schemas.openxmlformats.org/drawingml/2006/lockedCanvas" xmlns:dgm="http://schemas.openxmlformats.org/drawingml/2006/diagram" xmlns:wps="http://schemas.microsoft.com/office/word/2010/wordprocessingShape" xmlns:wpg="http://schemas.microsoft.com/office/word/2010/wordprocessingGroup" xmlns:w14="http://schemas.microsoft.com/office/word/2010/wordml" xmlns:w15="http://schemas.microsoft.com/office/word/2012/wordml" xmlns:w16="http://schemas.microsoft.com/office/word/2018/wordml" xmlns:w16cex="http://schemas.microsoft.com/office/word/2018/wordml/cex" xmlns:w16cid="http://schemas.microsoft.com/office/word/2016/wordml/cid" xmlns="http://schemas.microsoft.com/office/tasks/2019/documenttasks" xmlns:cr="http://schemas.microsoft.com/office/comments/2020/reactions">
-  <w:abstractNum w:abstractNumId="1">
-    <w:lvl w:ilvl="0">
-      <w:start w:val="1"/>
-      <w:numFmt w:val="decimal"/>
-      <w:lvlText w:val="%1."/>
-      <w:lvlJc w:val="left"/>
-      <w:pPr>
-        <w:ind w:left="720" w:hanging="360"/>
-      </w:pPr>
-      <w:rPr>
-        <w:u w:val="none"/>
-      </w:rPr>
-    </w:lvl>
-    <w:lvl w:ilvl="1">
-      <w:start w:val="1"/>
-      <w:numFmt w:val="lowerLetter"/>
-      <w:lvlText w:val="%2."/>
-      <w:lvlJc w:val="left"/>
-      <w:pPr>
-        <w:ind w:left="1440" w:hanging="360"/>
-      </w:pPr>
-      <w:rPr>
-        <w:u w:val="none"/>
-      </w:rPr>
-    </w:lvl>
-    <w:lvl w:ilvl="2">
-      <w:start w:val="1"/>
-      <w:numFmt w:val="lowerRoman"/>
-      <w:lvlText w:val="%3."/>
-      <w:lvlJc w:val="right"/>
-      <w:pPr>
-        <w:ind w:left="2160" w:hanging="360"/>
-      </w:pPr>
-      <w:rPr>
-        <w:u w:val="none"/>
-      </w:rPr>
-    </w:lvl>
-    <w:lvl w:ilvl="3">
-      <w:start w:val="1"/>
-      <w:numFmt w:val="decimal"/>
-      <w:lvlText w:val="%4."/>
-      <w:lvlJc w:val="left"/>
-      <w:pPr>
-        <w:ind w:left="2880" w:hanging="360"/>
-      </w:pPr>
-      <w:rPr>
-        <w:u w:val="none"/>
-      </w:rPr>
-    </w:lvl>
-    <w:lvl w:ilvl="4">
-      <w:start w:val="1"/>
-      <w:numFmt w:val="lowerLetter"/>
-      <w:lvlText w:val="%5."/>
-      <w:lvlJc w:val="left"/>
-      <w:pPr>
-        <w:ind w:left="3600" w:hanging="360"/>
-      </w:pPr>
-      <w:rPr>
-        <w:u w:val="none"/>
-      </w:rPr>
-    </w:lvl>
-    <w:lvl w:ilvl="5">
-      <w:start w:val="1"/>
-      <w:numFmt w:val="lowerRoman"/>
-      <w:lvlText w:val="%6."/>
-      <w:lvlJc w:val="right"/>
-      <w:pPr>
-        <w:ind w:left="4320" w:hanging="360"/>
-      </w:pPr>
-      <w:rPr>
-        <w:u w:val="none"/>
-      </w:rPr>
-    </w:lvl>
-    <w:lvl w:ilvl="6">
-      <w:start w:val="1"/>
-      <w:numFmt w:val="decimal"/>
-      <w:lvlText w:val="%7."/>
-      <w:lvlJc w:val="left"/>
-      <w:pPr>
-        <w:ind w:left="5040" w:hanging="360"/>
-      </w:pPr>
-      <w:rPr>
-        <w:u w:val="none"/>
-      </w:rPr>
-    </w:lvl>
-    <w:lvl w:ilvl="7">
-      <w:start w:val="1"/>
-      <w:numFmt w:val="lowerLetter"/>
-      <w:lvlText w:val="%8."/>
-      <w:lvlJc w:val="left"/>
-      <w:pPr>
-        <w:ind w:left="5760" w:hanging="360"/>
-      </w:pPr>
-      <w:rPr>
-        <w:u w:val="none"/>
-      </w:rPr>
-    </w:lvl>
-    <w:lvl w:ilvl="8">
-      <w:start w:val="1"/>
-      <w:numFmt w:val="lowerRoman"/>
-      <w:lvlText w:val="%9."/>
-      <w:lvlJc w:val="right"/>
-      <w:pPr>
-        <w:ind w:left="6480" w:hanging="360"/>
-      </w:pPr>
-      <w:rPr>
-        <w:u w:val="none"/>
-      </w:rPr>
-    </w:lvl>
-  </w:abstractNum>
-  <w:num w:numId="1">
-    <w:abstractNumId w:val="1"/>
-  </w:num>
-</w:numbering>
+<w:numbering xmlns:mc="http://schemas.openxmlformats.org/markup-compatibility/2006" xmlns:o="urn:schemas-microsoft-com:office:office" xmlns:r="http://schemas.openxmlformats.org/officeDocument/2006/relationships" xmlns:m="http://schemas.openxmlformats.org/officeDocument/2006/math" xmlns:v="urn:schemas-microsoft-com:vml" xmlns:wp="http://schemas.openxmlformats.org/drawingml/2006/wordprocessingDrawing" xmlns:w10="urn:schemas-microsoft-com:office:word" xmlns:w="http://schemas.openxmlformats.org/wordprocessingml/2006/main" xmlns:wne="http://schemas.microsoft.com/office/word/2006/wordml" xmlns:sl="http://schemas.openxmlformats.org/schemaLibrary/2006/main" xmlns:a="http://schemas.openxmlformats.org/drawingml/2006/main" xmlns:pic="http://schemas.openxmlformats.org/drawingml/2006/picture" xmlns:c="http://schemas.openxmlformats.org/drawingml/2006/chart" xmlns:lc="http://schemas.openxmlformats.org/drawingml/2006/lockedCanvas" xmlns:dgm="http://schemas.openxmlformats.org/drawingml/2006/diagram" xmlns:wps="http://schemas.microsoft.com/office/word/2010/wordprocessingShape" xmlns:wpg="http://schemas.microsoft.com/office/word/2010/wordprocessingGroup" xmlns:w14="http://schemas.microsoft.com/office/word/2010/wordml" xmlns:w15="http://schemas.microsoft.com/office/word/2012/wordml" xmlns:w16="http://schemas.microsoft.com/office/word/2018/wordml" xmlns:w16cex="http://schemas.microsoft.com/office/word/2018/wordml/cex" xmlns:w16cid="http://schemas.microsoft.com/office/word/2016/wordml/cid" xmlns="http://schemas.microsoft.com/office/tasks/2019/documenttasks" xmlns:cr="http://schemas.microsoft.com/office/comments/2020/reactions"/>
 </file>
 
 <file path=word/styles.xml><?xml version="1.0" encoding="utf-8"?>
@@ -1557,7 +1422,7 @@
 
 <file path=customXML/item1.xml><?xml version="1.0" encoding="utf-8"?>
 <go:gDocsCustomXmlDataStorage xmlns:go="http://customooxmlschemas.google.com/" xmlns:r="http://schemas.openxmlformats.org/officeDocument/2006/relationships" uri="GoogleDocsCustomDataVersion2">
-  <go:docsCustomData xmlns:go="http://customooxmlschemas.google.com/" roundtripDataSignature="AMtx7mi7n3UIGuoVvE0TbHgTz3Z5fMUNjw==">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</go:docsCustomData>
+  <go:docsCustomData xmlns:go="http://customooxmlschemas.google.com/" roundtripDataSignature="AMtx7mgUb9TnqoIksSIcoUxvT+F2Bm5+Tw==">CgMxLjA4AGonChRzdWdnZXN0LngwcmJydDY0aG55ORIPVmlyYXRhIFB1c3VsdXJpciExS0NkV1BqQXJVWm5ySTlLQkZha2puaXpkYzdlQ21iZmc=</go:docsCustomData>
 </go:gDocsCustomXmlDataStorage>
 </file>
 

--- a/3. MusicAndArts/1. CarnaticMusicPlusOthers/0. Books/SahajayogaBhajansAndNotes/0. Bhajans_WithWordToWordTranslations/9.IAmADropSong.docx
+++ b/3. MusicAndArts/1. CarnaticMusicPlusOthers/0. Books/SahajayogaBhajansAndNotes/0. Bhajans_WithWordToWordTranslations/9.IAmADropSong.docx
@@ -61,6 +61,22 @@
       <w:pPr>
         <w:rPr/>
       </w:pPr>
+      <w:sdt>
+        <w:sdtPr>
+          <w:id w:val="1708712859"/>
+          <w:tag w:val="goog_rdk_1"/>
+        </w:sdtPr>
+        <w:sdtContent>
+          <w:ins w:author="Virata Pusuluri" w:id="0" w:date="2026-10-13T16:41:55Z">
+            <w:r>
+              <w:rPr>
+                <w:rtl w:val="0"/>
+              </w:rPr>
+              <w:t xml:space="preserve">9</w:t>
+            </w:r>
+          </w:ins>
+        </w:sdtContent>
+      </w:sdt>
       <w:r>
         <w:rPr>
           <w:rtl w:val="0"/>
@@ -372,7 +388,45 @@
         <w:t xml:space="preserve">my</w:t>
         <w:tab/>
         <w:tab/>
-        <w:t xml:space="preserve">(first time stream→ second time breeze?)</w:t>
+        <w:t xml:space="preserve">(first time stream→ second t</w:t>
+      </w:r>
+      <w:sdt>
+        <w:sdtPr>
+          <w:id w:val="1180541859"/>
+          <w:tag w:val="goog_rdk_2"/>
+        </w:sdtPr>
+        <w:sdtContent>
+          <w:del w:author="Virata Pusuluri" w:id="1" w:date="2026-10-13T16:33:57Z">
+            <w:r>
+              <w:rPr>
+                <w:rtl w:val="0"/>
+              </w:rPr>
+              <w:delText xml:space="preserve">ime </w:delText>
+            </w:r>
+          </w:del>
+        </w:sdtContent>
+      </w:sdt>
+      <w:sdt>
+        <w:sdtPr>
+          <w:id w:val="-172741513"/>
+          <w:tag w:val="goog_rdk_3"/>
+        </w:sdtPr>
+        <w:sdtContent>
+          <w:ins w:author="Virata Pusuluri" w:id="1" w:date="2026-10-13T16:33:57Z">
+            <w:r>
+              <w:rPr>
+                <w:rtl w:val="0"/>
+              </w:rPr>
+              <w:t xml:space="preserve">1</w:t>
+            </w:r>
+          </w:ins>
+        </w:sdtContent>
+      </w:sdt>
+      <w:r>
+        <w:rPr>
+          <w:rtl w:val="0"/>
+        </w:rPr>
+        <w:t xml:space="preserve">breeze?)</w:t>
       </w:r>
     </w:p>
     <w:p>
@@ -1422,7 +1476,7 @@
 
 <file path=customXML/item1.xml><?xml version="1.0" encoding="utf-8"?>
 <go:gDocsCustomXmlDataStorage xmlns:go="http://customooxmlschemas.google.com/" xmlns:r="http://schemas.openxmlformats.org/officeDocument/2006/relationships" uri="GoogleDocsCustomDataVersion2">
-  <go:docsCustomData xmlns:go="http://customooxmlschemas.google.com/" roundtripDataSignature="AMtx7mgUb9TnqoIksSIcoUxvT+F2Bm5+Tw==">CgMxLjA4AGonChRzdWdnZXN0LngwcmJydDY0aG55ORIPVmlyYXRhIFB1c3VsdXJpciExS0NkV1BqQXJVWm5ySTlLQkZha2puaXpkYzdlQ21iZmc=</go:docsCustomData>
+  <go:docsCustomData xmlns:go="http://customooxmlschemas.google.com/" roundtripDataSignature="AMtx7mgfqnnNzJ1GUtKpcTvZh3uoljQgyw==">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</go:docsCustomData>
 </go:gDocsCustomXmlDataStorage>
 </file>
 
